--- a/zht/docx/23.content.docx
+++ b/zht/docx/23.content.docx
@@ -136,13 +136,6 @@
         <w:rPr>
           <w:lang w:val="zh_TW" w:bidi="zh_TW"/>
         </w:rPr>
-      </w:r>
-      <w:r>
-        <w:rPr>
-          <w:i/>
-          <w:lang w:val="zh_TW" w:bidi="zh_TW"/>
-        </w:rPr>
-        <w:t>以賽亞書 1:1, 以賽亞書 1:1 (#2), 以賽亞書 1:1 (#3), 以賽亞書 1:2, 以賽亞書 1:2 (#2), 以賽亞書 1:2 (#3), 以賽亞書 1:4, 以賽亞書 1:4 (#2), 以賽亞書 1:7, 以賽亞書 1:9, 以賽亞書 1:11, 以賽亞書 1:14, 以賽亞書 1:15, 以賽亞書 1:16–17, 以賽亞書 1:19, 以賽亞書 1:20, 以賽亞書 1:21, 以賽亞書 1:21 (#2), 以賽亞書 1:24, 以賽亞書 1:29, 以賽亞書 1:31, 以賽亞書 2:1, 以賽亞書 2:2, 以賽亞書 2:2 (#2), 以賽亞書 2:3, 以賽亞書 2:4, 以賽亞書 2:4 (#2), 以賽亞書 2:5, 以賽亞書 2:6, 以賽亞書 2:6 (#2), 以賽亞書 2:10, 以賽亞書 2:11, 以賽亞書 2:11 (#2), 以賽亞書 2:18, 以賽亞書 2:19, 以賽亞書 2:22, 以賽亞書 3:1, 以賽亞書 3:4, 以賽亞書 3:5, 以賽亞書 3:8, 以賽亞書 3:9, 以賽亞書 3:10, 以賽亞書 3:11, 以賽亞書 3:12, 以賽亞書 3:14, 以賽亞書 3:17, 以賽亞書 3:25, 以賽亞書 4:1, 以賽亞書 4:3, 以賽亞書 4:4, 以賽亞書 4:5, 以賽亞書 5:1, 以賽亞書 5:1 (#2), 以賽亞書 5:2, 以賽亞書 5:2 (#2), 以賽亞書 5:3, 以賽亞書 5:5–6, 以賽亞書 5:7, 以賽亞書 5:7 (#2), 以賽亞書 5:7 (#3), 以賽亞書 5:9, 以賽亞書 5:13, 以賽亞書 5:16, 以賽亞書 5:16 (#2), 以賽亞書 5:24, 以賽亞書 5:26, 以賽亞書 5:26 (#2), 以賽亞書 6:1, 以賽亞書 6:2, 以賽亞書 6:4, 以賽亞書 6:5, 以賽亞書 6:7, 以賽亞書 6:8, 以賽亞書 6:8 (#2), 以賽亞書 6:9, 以賽亞書 6:11–12, 以賽亞書 7:1, 以賽亞書 7:1 (#2), 以賽亞書 7:2, 以賽亞書 7:3, 以賽亞書 7:3–4, 以賽亞書 7:5–6, 以賽亞書 7:8, 以賽亞書 7:9, 以賽亞書 7:12, 以賽亞書 7:13, 以賽亞書 7:17, 以賽亞書 7:20, 以賽亞書 7:23–25, 以賽亞書 8:1, 以賽亞書 8:2, 以賽亞書 8:3–4, 以賽亞書 8:12, 以賽亞書 8:13, 以賽亞書 8:14, 以賽亞書 8:16–18, 以賽亞書 8:19, 以賽亞書 8:19 (#2), 以賽亞書 8:20, 以賽亞書 8:21, 以賽亞書 8:22, 以賽亞書 9:1, 以賽亞書 9:1 (#2), 以賽亞書 9:1 (#3), 以賽亞書 9:2, 以賽亞書 9:6, 以賽亞書 9:7, 以賽亞書 9:7 (#2), 以賽亞書 9:9–10, 以賽亞書 9:11–12, 以賽亞書 9:12, 以賽亞書 9:13, 以賽亞書 9:15, 以賽亞書 9:17, 以賽亞書 9:17 (#2), 以賽亞書 9:19, 以賽亞書 9:21, 以賽亞書 9:21 (#2), 以賽亞書 10:5, 以賽亞書 10:6, 以賽亞書 10:7, 以賽亞書 10:12, 以賽亞書 10:13, 以賽亞書 10:16, 以賽亞書 10:18, 以賽亞書 10:20, 以賽亞書 10:24–25, 以賽亞書 10:27, 以賽亞書 11:1, 以賽亞書 11:2, 以賽亞書 11:2 (#2), 以賽亞書 11:4, 以賽亞書 11:4 (#2), 以賽亞書 11:9, 以賽亞書 11:9 (#2), 以賽亞書 11:11, 以賽亞書 11:13, 以賽亞書 11:13 (#2), 以賽亞書 11:14, 以賽亞書 11:15, 以賽亞書 11:15 (#2), 以賽亞書 12:1, 以賽亞書 12:1–2, 以賽亞書 12:5, 以賽亞書 13:1, 以賽亞書 13:3, 以賽亞書 13:5, 以賽亞書 13:5 (#2), 以賽亞書 13:7–8, 以賽亞書 13:9–10, 以賽亞書 13:12, 以賽亞書 13:17, 以賽亞書 13:19–20, 以賽亞書 13:21, 以賽亞書 13:22, 以賽亞書 14:1, 以賽亞書 14:1 (#2), 以賽亞書 14:2, 以賽亞書 14:2 (#2), 以賽亞書 14:3–4, 以賽亞書 14:4, 以賽亞書 14:6, 以賽亞書 14:10–11, 以賽亞書 14:12, 以賽亞書 14:13–14, 以賽亞書 14:20, 以賽亞書 14:22, 以賽亞書 14:25, 以賽亞書 14:29–30, 以賽亞書 14:32, 以賽亞書 14:32 (#2), 以賽亞書 15:1, 以賽亞書 15:1 (#2), 以賽亞書 15:5, 以賽亞書 15:9, 以賽亞書 15:9 (#2), 以賽亞書 16:1, 以賽亞書 16:2, 以賽亞書 16:3–4, 以賽亞書 16:5, 以賽亞書 16:12, 以賽亞書 16:14, 以賽亞書 16:14 (#2), 以賽亞書 17:1, 以賽亞書 17:3, 以賽亞書 17:4, 以賽亞書 17:7, 以賽亞書 17:9, 以賽亞書 17:13, 以賽亞書 17:14, 以賽亞書 18:1, 以賽亞書 18:2, 以賽亞書 18:3, 以賽亞書 18:5, 以賽亞書 18:6–7, 以賽亞書 19:1, 以賽亞書 19:1–2, 以賽亞書 19:2, 以賽亞書 19:4, 以賽亞書 19:5, 以賽亞書 19:10, 以賽亞書 19:11, 以賽亞書 19:14, 以賽亞書 19:16, 以賽亞書 19:18, 以賽亞書 19:19, 以賽亞書 19:23, 以賽亞書 19:24, 以賽亞書 20:1, 以賽亞書 20:1 (#2), 以賽亞書 20:2, 以賽亞書 20:3–4, 以賽亞書 20:5–6, 以賽亞書 21:2, 以賽亞書 21:2 (#2), 以賽亞書 21:3–4, 以賽亞書 21:6, 以賽亞書 21:7, 以賽亞書 21:9, 以賽亞書 21:13, 以賽亞書 21:14, 以賽亞書 21:14 (#2), 以賽亞書 21:16–17, 以賽亞書 22:1, 以賽亞書 22:1 (#2), 以賽亞書 22:2, 以賽亞書 22:2 (#2), 以賽亞書 22:3, 以賽亞書 22:4, 以賽亞書 22:6, 以賽亞書 22:7, 以賽亞書 22:8, 以賽亞書 22:12, 以賽亞書 22:12–13, 以賽亞書 22:14, 以賽亞書 22:15–16, 以賽亞書 22:17–19, 以賽亞書 22:20–21, 以賽亞書 22:25, 以賽亞書 23:1, 以賽亞書 23:1 (#2), 以賽亞書 23:3, 以賽亞書 23:5, 以賽亞書 23:8–9, 以賽亞書 23:9, 以賽亞書 23:15, 以賽亞書 23:17, 以賽亞書 23:18, 以賽亞書 23:18 (#2), 以賽亞書 24:1, 以賽亞書 24:5, 以賽亞書 24:6, 以賽亞書 24:13, 以賽亞書 24:14, 以賽亞書 24:16, 以賽亞書 24:21, 以賽亞書 24:22, 以賽亞書 24:23, 以賽亞書 25:1, 以賽亞書 25:2, 以賽亞書 25:3, 以賽亞書 25:6–7, 以賽亞書 25:8, 以賽亞書 25:9, 以賽亞書 25:10, 以賽亞書 26:1, 以賽亞書 26:1 (#2), 以賽亞書 26:2, 以賽亞書 26:4, 以賽亞書 26:5–6, 以賽亞書 26:8, 以賽亞書 26:9, 以賽亞書 26:10, 以賽亞書 26:12, 以賽亞書 26:13–14, 以賽亞書 26:16, 以賽亞書 26:19, 以賽亞書 26:20, 以賽亞書 26:21, 以賽亞書 27:1, 以賽亞書 27:2–3, 以賽亞書 27:4–5, 以賽亞書 27:6, 以賽亞書 27:9, 以賽亞書 27:11, 以賽亞書 27:12, 以賽亞書 27:13, 以賽亞書 28:1, 以賽亞書 28:1 (#2), 以賽亞書 28:2, 以賽亞書 28:2 (#2), 以賽亞書 28:4, 以賽亞書 28:5–6, 以賽亞書 28:7, 以賽亞書 28:7 (#2), 以賽亞書 28:11, 以賽亞書 28:12, 以賽亞書 28:13, 以賽亞書 28:15, 以賽亞書 28:16, 以賽亞書 28:16 (#2), 以賽亞書 28:17, 以賽亞書 28:18, 以賽亞書 28:22, 以賽亞書 29:1, 以賽亞書 29:3–4, 以賽亞書 29:5, 以賽亞書 29:7, 以賽亞書 29:10, 以賽亞書 29:10 (#2), 以賽亞書 29:13, 以賽亞書 29:14, 以賽亞書 29:17, 以賽亞書 29:18, 以賽亞書 29:19, 以賽亞書 29:20, 以賽亞書 29:23, 以賽亞書 29:24, 以賽亞書 30:1, 以賽亞書 30:2, 以賽亞書 30:3, 以賽亞書 30:7, 以賽亞書 30:8, 以賽亞書 30:9, 以賽亞書 30:10, 以賽亞書 30:15, 以賽亞書 30:16, 以賽亞書 30:16 (#2), 以賽亞書 30:17, 以賽亞書 30:18, 以賽亞書 30:18 (#2), 以賽亞書 30:20, 以賽亞書 30:22, 以賽亞書 30:26, 以賽亞書 30:30, 以賽亞書 30:31, 以賽亞書 30:32, 以賽亞書 30:33, 以賽亞書 30:33 (#2), 以賽亞書 31:1, 以賽亞書 31:2, 以賽亞書 31:3, 以賽亞書 31:5, 以賽亞書 31:6, 以賽亞書 31:8, 以賽亞書 32:2, 以賽亞書 32:4, 以賽亞書 32:6, 以賽亞書 32:7, 以賽亞書 32:8, 以賽亞書 32:9–10, 以賽亞書 32:14, 以賽亞書 32:15, 以賽亞書 32:17, 以賽亞書 32:20, 以賽亞書 33:1, 以賽亞書 33:3, 以賽亞書 33:5, 以賽亞書 33:6, 以賽亞書 33:8, 以賽亞書 33:10, 以賽亞書 33:11–12, 以賽亞書 33:14, 以賽亞書 33:15, 以賽亞書 33:15–16, 以賽亞書 33:22, 以賽亞書 33:23, 以賽亞書 34:1, 以賽亞書 34:2, 以賽亞書 34:2 (#2), 以賽亞書 34:4, 以賽亞書 34:5, 以賽亞書 34:6, 以賽亞書 34:9–10, 以賽亞書 34:11, 以賽亞書 34:17, 以賽亞書 35:1, 以賽亞書 35:2, 以賽亞書 35:2 (#2), 以賽亞書 35:4, 以賽亞書 35:5–7, 以賽亞書 35:8, 以賽亞書 35:8–9, 以賽亞書 35:10, 以賽亞書 36:1, 以賽亞書 36:2, 以賽亞書 36:2 (#2), 以賽亞書 36:3, 以賽亞書 36:6, 以賽亞書 36:8, 以賽亞書 36:10, 以賽亞書 36:11–12, 以賽亞書 36:13, 以賽亞書 36:13–15, 以賽亞書 36:16–17, 以賽亞書 36:21, 以賽亞書 36:22, 以賽亞書 37:1–2, 以賽亞書 37:4, 以賽亞書 37:6–7, 以賽亞書 37:10, 以賽亞書 37:14–15, 以賽亞書 37:17, 以賽亞書 37:20, 以賽亞書 37:20 (#2), 以賽亞書 37:21, 以賽亞書 37:23, 以賽亞書 37:26, 以賽亞書 37:28, 以賽亞書 37:29, 以賽亞書 37:33–34, 以賽亞書 37:35, 以賽亞書 37:36, 以賽亞書 37:38, 以賽亞書 38:1, 以賽亞書 38:1 (#2), 以賽亞書 38:3, 以賽亞書 38:5–6, 以賽亞書 38:8, 以賽亞書 38:10, 以賽亞書 38:11, 以賽亞書 38:16–17, 以賽亞書 38:17, 以賽亞書 38:20, 以賽亞書 38:21, 以賽亞書 39:1, 以賽亞書 39:2, 以賽亞書 39:3–4, 以賽亞書 39:5–6, 以賽亞書 39:8, 以賽亞書 40:2, 以賽亞書 40:3, 以賽亞書 40:4, 以賽亞書 40:5, 以賽亞書 40:8, 以賽亞書 40:9, 以賽亞書 40:10, 以賽亞書 40:10 (#2), 以賽亞書 40:15, 以賽亞書 40:22, 以賽亞書 40:23, 以賽亞書 40:26, 以賽亞書 40:28, 以賽亞書 40:29, 以賽亞書 40:31, 以賽亞書 41:1, 以賽亞書 41:4, 以賽亞書 41:5–7, 以賽亞書 41:8–9, 以賽亞書 41:9, 以賽亞書 41:10, 以賽亞書 41:10 (#2), 以賽亞書 41:11, 以賽亞書 41:16, 以賽亞書 41:17–18, 以賽亞書 41:21, 以賽亞書 41:22, 以賽亞書 41:24, 以賽亞書 41:25–26, 以賽亞書 41:27, 以賽亞書 41:28–29, 以賽亞書 42:1, 以賽亞書 42:1 (#2), 以賽亞書 42:3, 以賽亞書 42:5, 以賽亞書 42:7, 以賽亞書 42:8, 以賽亞書 42:8–9, 以賽亞書 42:9, 以賽亞書 42:13, 以賽亞書 42:16, 以賽亞書 42:17, 以賽亞書 42:18, 以賽亞書 42:20, 以賽亞書 42:22, 以賽亞書 42:24, 以賽亞書 42:24 (#2), 以賽亞書 42:25, 以賽亞書 43:1, 以賽亞書 43:2, 以賽亞書 43:3, 以賽亞書 43:5, 以賽亞書 43:10, 以賽亞書 43:10–11, 以賽亞書 43:13, 以賽亞書 43:14, 以賽亞書 43:16–17, 以賽亞書 43:19, 以賽亞書 43:22–23, 以賽亞書 43:24, 以賽亞書 43:25, 以賽亞書 43:27–28, 以賽亞書 44:3, 以賽亞書 44:7, 以賽亞書 44:9, 以賽亞書 44:11, 以賽亞書 44:14, 以賽亞書 44:15–16, 以賽亞書 44:19, 以賽亞書 44:21–22, 以賽亞書 44:23, 以賽亞書 44:25, 以賽亞書 44:26, 以賽亞書 44:26 (#2), 以賽亞書 44:28, 以賽亞書 45:1, 以賽亞書 45:1 (#2), 以賽亞書 45:3, 以賽亞書 45:4, 以賽亞書 45:4–5, 以賽亞書 45:5–6, 以賽亞書 45:7, 以賽亞書 45:8, 以賽亞書 45:9, 以賽亞書 45:13, 以賽亞書 45:14, 以賽亞書 45:16, 以賽亞書 45:17, 以賽亞書 45:18, 以賽亞書 45:18 (#2), 以賽亞書 45:20, 以賽亞書 45:21–22, 以賽亞書 45:23, 以賽亞書 45:24, 以賽亞書 45:25, 以賽亞書 46:1, 以賽亞書 46:1 (#2), 以賽亞書 46:3, 以賽亞書 46:3–4, 以賽亞書 46:6, 以賽亞書 46:7, 以賽亞書 46:9, 以賽亞書 46:10, 以賽亞書 46:12–13, 以賽亞書 47:1, 以賽亞書 47:5, 以賽亞書 47:6, 以賽亞書 47:9, 以賽亞書 47:10, 以賽亞書 47:11, 以賽亞書 47:14, 以賽亞書 47:15, 以賽亞書 48:1, 以賽亞書 48:1 (#2), 以賽亞書 48:3–4, 以賽亞書 48:5, 以賽亞書 48:9, 以賽亞書 48:10, 以賽亞書 48:14–15, 以賽亞書 48:18, 以賽亞書 48:20, 以賽亞書 48:22, 以賽亞書 49:1–2, 以賽亞書 49:3, 以賽亞書 49:4, 以賽亞書 49:5, 以賽亞書 49:6, 以賽亞書 49:6 (#2), 以賽亞書 49:7, 以賽亞書 49:8, 以賽亞書 49:8 (#2), 以賽亞書 49:10, 以賽亞書 49:13, 以賽亞書 49:14–15, 以賽亞書 49:16–18, 以賽亞書 49:20, 以賽亞書 49:21, 以賽亞書 49:22, 以賽亞書 49:24–25, 以賽亞書 49:26, 以賽亞書 49:26 (#2), 以賽亞書 50:1, 以賽亞書 50:2–3, 以賽亞書 50:4, 以賽亞書 50:4 (#2), 以賽亞書 50:5–6, 以賽亞書 50:7, 以賽亞書 50:9, 以賽亞書 50:10, 以賽亞書 50:11, 以賽亞書 51:1, 以賽亞書 51:2, 以賽亞書 51:6, 以賽亞書 51:6 (#2), 以賽亞書 51:7, 以賽亞書 51:9–10, 以賽亞書 51:11, 以賽亞書 51:14, 以賽亞書 51:17, 以賽亞書 51:18, 以賽亞書 51:23, 以賽亞書 52:1, 以賽亞書 52:4, 以賽亞書 52:5–6, 以賽亞書 52:8, 以賽亞書 52:9–10, 以賽亞書 52:11, 以賽亞書 52:12, 以賽亞書 52:13, 以賽亞書 52:14, 以賽亞書 52:15, 以賽亞書 53:2, 以賽亞書 53:2 (#2), 以賽亞書 53:3, 以賽亞書 53:4, 以賽亞書 53:5, 以賽亞書 53:5 (#2), 以賽亞書 53:6, 以賽亞書 53:8, 以賽亞書 53:8 (#2), 以賽亞書 53:9, 以賽亞書 53:10, 以賽亞書 53:12, 以賽亞書 54:1, 以賽亞書 54:3, 以賽亞書 54:5, 以賽亞書 54:7, 以賽亞書 54:7 (#2), 以賽亞書 54:9, 以賽亞書 54:10, 以賽亞書 54:14, 以賽亞書 54:15, 以賽亞書 54:17, 以賽亞書 55:1, 以賽亞書 55:2, 以賽亞書 55:3–4, 以賽亞書 55:5, 以賽亞書 55:6, 以賽亞書 55:7, 以賽亞書 55:7 (#2), 以賽亞書 55:8–9, 以賽亞書 55:11, 以賽亞書 55:12–13, 以賽亞書 56:1–2, 以賽亞書 56:3, 以賽亞書 56:4–5, 以賽亞書 56:6–7, 以賽亞書 56:10, 以賽亞書 56:11, 以賽亞書 57:1–2, 以賽亞書 57:3–4, 以賽亞書 57:5, 以賽亞書 57:6, 以賽亞書 57:8, 以賽亞書 57:13, 以賽亞書 57:13 (#2), 以賽亞書 57:13 (#3), 以賽亞書 57:15, 以賽亞書 57:16, 以賽亞書 57:17, 以賽亞書 57:18–19, 以賽亞書 57:21, 以賽亞書 58:1, 以賽亞書 58:2, 以賽亞書 58:3, 以賽亞書 58:3 (#2), 以賽亞書 58:4, 以賽亞書 58:6–7, 以賽亞書 58:9–10, 以賽亞書 59:1, 以賽亞書 59:2, 以賽亞書 59:3–4, 以賽亞書 59:8, 以賽亞書 59:15, 以賽亞書 59:15 (#2), 以賽亞書 59:16, 以賽亞書 59:17–18, 以賽亞書 59:19, 以賽亞書 59:20, 以賽亞書 59:21, 以賽亞書 60:2, 以賽亞書 60:3, 以賽亞書 60:5, 以賽亞書 60:9, 以賽亞書 60:10, 以賽亞書 60:11, 以賽亞書 60:12, 以賽亞書 60:15, 以賽亞書 60:18, 以賽亞書 60:19–20, 以賽亞書 60:21, 以賽亞書 60:22, 以賽亞書 61:1, 以賽亞書 61:1 (#2), 以賽亞書 61:1 (#3), 以賽亞書 61:5, 以賽亞書 61:6, 以賽亞書 61:8, 以賽亞書 61:10, 以賽亞書 61:11, 以賽亞書 62:1, 以賽亞書 62:4, 以賽亞書 62:4 (#2), 以賽亞書 62:6–7, 以賽亞書 62:8, 以賽亞書 62:11, 以賽亞書 63:1, 以賽亞書 63:1 (#2), 以賽亞書 63:1 (#3), 以賽亞書 63:4, 以賽亞書 63:5, 以賽亞書 63:6, 以賽亞書 63:7, 以賽亞書 63:9, 以賽亞書 63:9 (#2), 以賽亞書 63:10, 以賽亞書 63:16, 以賽亞書 63:17, 以賽亞書 64:2, 以賽亞書 64:4, 以賽亞書 64:6, 以賽亞書 64:7, 以賽亞書 64:8, 以賽亞書 64:10, 以賽亞書 64:12, 以賽亞書 65:1, 以賽亞書 65:2, 以賽亞書 65:3–4, 以賽亞書 65:6–7, 以賽亞書 65:9, 以賽亞書 65:12, 以賽亞書 65:13–14, 以賽亞書 65:17, 以賽亞書 65:18, 以賽亞書 65:21, 以賽亞書 65:22, 以賽亞書 65:24, 以賽亞書 65:25, 以賽亞書 66:2, 以賽亞書 66:2 (#2), 以賽亞書 66:3, 以賽亞書 66:5, 以賽亞書 66:6, 以賽亞書 66:10–11, 以賽亞書 66:12, 以賽亞書 66:16, 以賽亞書 66:18–19, 以賽亞書 66:20, 以賽亞書 66:23, 以賽亞書 66:24</w:t>
       </w:r>
       <w:r>
         <w:rPr>

--- a/zht/docx/23.content.docx
+++ b/zht/docx/23.content.docx
@@ -123,19 +123,6 @@
           <w:lang w:val="zh_TW" w:bidi="zh_TW"/>
         </w:rPr>
         <w:t>ISA</w:t>
-      </w:r>
-      <w:r>
-        <w:rPr>
-          <w:lang w:val="zh_TW" w:bidi="zh_TW"/>
-        </w:rPr>
-      </w:r>
-    </w:p>
-    <w:p>
-      <w:pPr/>
-      <w:r>
-        <w:rPr>
-          <w:lang w:val="zh_TW" w:bidi="zh_TW"/>
-        </w:rPr>
       </w:r>
       <w:r>
         <w:rPr>

--- a/zht/docx/23.content.docx
+++ b/zht/docx/23.content.docx
@@ -19,7 +19,7 @@
         <w:rPr>
           <w:lang w:val="zh_TW" w:bidi="zh_TW"/>
         </w:rPr>
-        <w:t>Resource: 翻譯問題 (unfoldingWord)</w:t>
+        <w:t>Resource: unfoldingWord® Translation Questions</w:t>
       </w:r>
       <w:r>
         <w:rPr>
@@ -85,7 +85,7 @@
         <w:rPr>
           <w:lang w:val="zh_TW" w:bidi="zh_TW"/>
         </w:rPr>
-        <w:t>翻譯問題 (unfoldingWord)</w:t>
+        <w:t>unfoldingWord® Translation Questions</w:t>
       </w:r>
     </w:p>
     <w:p>
